--- a/docs/PES_Guide_AI_Assistant.docx
+++ b/docs/PES_Guide_AI_Assistant.docx
@@ -102,7 +102,7 @@
           <w:sz w:val="19"/>
           <w:szCs w:val="19"/>
         </w:rPr>
-        <w:t xml:space="preserve">Written 10 September 2026  ·  describes the system as deployed on that date</w:t>
+        <w:t xml:space="preserve">Updated 27 September 2026  ·  describes the system as deployed on that date  ·  first written 10 September 2026</w:t>
       </w:r>
     </w:p>
     <w:p>
@@ -1599,7 +1599,7 @@
                 <w:sz w:val="19"/>
                 <w:szCs w:val="19"/>
               </w:rPr>
-              <w:t xml:space="preserve">Anything its twelve tools can answer</w:t>
+              <w:t xml:space="preserve">Anything its thirteen tools can answer</w:t>
             </w:r>
           </w:p>
         </w:tc>
@@ -2053,7 +2053,7 @@
                 <w:sz w:val="18"/>
                 <w:szCs w:val="18"/>
               </w:rPr>
-              <w:t xml:space="preserve">        |                                    Gemini, told about 12 tools</w:t>
+              <w:t xml:space="preserve">        |                                    Gemini, told about 13 tools</w:t>
             </w:r>
           </w:p>
           <w:p>
@@ -4414,7 +4414,7 @@
           <w:sz w:val="21"/>
           <w:szCs w:val="21"/>
         </w:rPr>
-        <w:t xml:space="preserve">The model is not given the student's data. It is given a list of twelve tools, each with a name and a description of what it returns. It then asks for the ones it needs.</w:t>
+        <w:t xml:space="preserve">The model is not given the student's data. It is given a list of thirteen tools, each with a name and a description of what it returns. It then asks for the ones it needs.</w:t>
       </w:r>
     </w:p>
     <w:p>
@@ -4473,7 +4473,7 @@
                 <w:sz w:val="18"/>
                 <w:szCs w:val="18"/>
               </w:rPr>
-              <w:t xml:space="preserve">  us    : "What do I need for First Class?"  + here are your 12 tools</w:t>
+              <w:t xml:space="preserve">  us    : "What do I need for First Class?"  + here are your 13 tools</w:t>
             </w:r>
           </w:p>
           <w:p>
@@ -5194,7 +5194,7 @@
           <w:sz w:val="32"/>
           <w:szCs w:val="32"/>
         </w:rPr>
-        <w:t xml:space="preserve">7. The twelve tools</w:t>
+        <w:t xml:space="preserve">7. The thirteen tools</w:t>
       </w:r>
     </w:p>
     <w:p>
@@ -10200,7 +10200,7 @@
                 <w:sz w:val="20"/>
                 <w:szCs w:val="20"/>
               </w:rPr>
-              <w:t xml:space="preserve">It needs a paid key. Everything else about the assistant is finished; this is the one thing that does not scale to a faculty of 167. No amount of code fixes a ceiling of five questions a day.</w:t>
+              <w:t xml:space="preserve">The decision: PES stays on the free tier while it is being developed, and a paid Gemini key replaces it when PES is distributed to students. The key is the GEMINI_API_KEY secret, so the switch needs no code change and no redeploy. Everything else about the assistant is finished; no amount of code fixes a ceiling of five questions a day, but a paid key does.</w:t>
             </w:r>
           </w:p>
         </w:tc>
@@ -11275,7 +11275,7 @@
                 <w:sz w:val="18"/>
                 <w:szCs w:val="18"/>
               </w:rPr>
-              <w:t xml:space="preserve">  "tools": [ ...twelve names... ],</w:t>
+              <w:t xml:space="preserve">  "tools": [ ...thirteen names... ],</w:t>
             </w:r>
           </w:p>
           <w:p>
@@ -12558,7 +12558,7 @@
                 <w:sz w:val="19"/>
                 <w:szCs w:val="19"/>
               </w:rPr>
-              <w:t xml:space="preserve">Every mark column is empty; only letter grades were imported</w:t>
+              <w:t xml:space="preserve">Not part of the design. The assistant is tool calling plus retrieval over the Handbook (RAG), not a trained model</w:t>
             </w:r>
           </w:p>
         </w:tc>
@@ -12586,7 +12586,7 @@
                 <w:sz w:val="19"/>
                 <w:szCs w:val="19"/>
               </w:rPr>
-              <w:t xml:space="preserve">Blocked on data</w:t>
+              <w:t xml:space="preserve">Out of scope</w:t>
             </w:r>
           </w:p>
         </w:tc>
@@ -12646,7 +12646,7 @@
                 <w:sz w:val="20"/>
                 <w:szCs w:val="20"/>
               </w:rPr>
-              <w:t xml:space="preserve">The project report describes a CART model predicting exam outcomes from mid-semester marks, CA marks and attendance. All 7,392 result rows carry a grade and nothing else — every mark column is empty, because the historical results were imported as letter grades and no lecturer has yet entered marks through the workflow. Of the seven inputs the report lists, two exist. This becomes possible once one semester of marks has been entered; it is a data-collection problem, not a coding one.</w:t>
+              <w:t xml:space="preserve">The March project proposal described a CART decision-tree model predicting exam outcomes from mid-semester marks, CA marks and attendance. The design changed: the assistant was built as a language model that calls the database for facts and retrieves Handbook passages for rules (RAG), and there is no trained prediction model, nor one planned. That was also the practical choice — all 7,392 result rows carry a grade and nothing else, because the historical results were imported as letter grades, so there were no marks to train on.</w:t>
             </w:r>
           </w:p>
         </w:tc>
@@ -14019,7 +14019,7 @@
           <w:sz w:val="20"/>
           <w:szCs w:val="20"/>
         </w:rPr>
-        <w:t xml:space="preserve">Thirteen rows for twelve tools: search_handbook is the tool name the model sees, and search_handbook_hybrid is the function it runs. The name was kept stable when the search was replaced so the model's instructions did not have to change.</w:t>
+        <w:t xml:space="preserve">Thirteen tools, each with the database function behind it. Only one name differs: search_handbook is the tool name the model sees, and search_handbook_hybrid is the function it runs. The name was kept stable when the search was replaced so the model's instructions did not have to change. The vector type in that signature lives in the extensions schema since 27 September 2026, which is why the handbook functions carry extensions on their search_path.</w:t>
       </w:r>
     </w:p>
     <w:sectPr>
